--- a/ММСС/lab1/Lab1_Otchet.docx
+++ b/ММСС/lab1/Lab1_Otchet.docx
@@ -562,7 +562,55 @@
           <w:rFonts w:ascii="Times New Roman" w:eastAsia="Times New Roman" w:hAnsi="Times New Roman" w:cs="Times New Roman"/>
           <w:sz w:val="28"/>
         </w:rPr>
-        <w:t>Имитационная модель включает в себя источник заявок (source), одно обслуживающее устройство, имитируемое элементом задержки (delay), элемент завершения обслуженных заявок (sink), элемент завершения потерянных заявок (sink1)</w:t>
+        <w:t>Имитационная модель включает в себя источник заявок (</w:t>
+      </w:r>
+      <w:proofErr w:type="spellStart"/>
+      <w:r>
+        <w:rPr>
+          <w:rFonts w:ascii="Times New Roman" w:eastAsia="Times New Roman" w:hAnsi="Times New Roman" w:cs="Times New Roman"/>
+          <w:sz w:val="28"/>
+        </w:rPr>
+        <w:t>source</w:t>
+      </w:r>
+      <w:proofErr w:type="spellEnd"/>
+      <w:r>
+        <w:rPr>
+          <w:rFonts w:ascii="Times New Roman" w:eastAsia="Times New Roman" w:hAnsi="Times New Roman" w:cs="Times New Roman"/>
+          <w:sz w:val="28"/>
+        </w:rPr>
+        <w:t>), одно обслуживающее устройство, имитируемое элементом задержки (</w:t>
+      </w:r>
+      <w:proofErr w:type="spellStart"/>
+      <w:r>
+        <w:rPr>
+          <w:rFonts w:ascii="Times New Roman" w:eastAsia="Times New Roman" w:hAnsi="Times New Roman" w:cs="Times New Roman"/>
+          <w:sz w:val="28"/>
+        </w:rPr>
+        <w:t>delay</w:t>
+      </w:r>
+      <w:proofErr w:type="spellEnd"/>
+      <w:r>
+        <w:rPr>
+          <w:rFonts w:ascii="Times New Roman" w:eastAsia="Times New Roman" w:hAnsi="Times New Roman" w:cs="Times New Roman"/>
+          <w:sz w:val="28"/>
+        </w:rPr>
+        <w:t>), элемент завершения обслуженных заявок (</w:t>
+      </w:r>
+      <w:proofErr w:type="spellStart"/>
+      <w:r>
+        <w:rPr>
+          <w:rFonts w:ascii="Times New Roman" w:eastAsia="Times New Roman" w:hAnsi="Times New Roman" w:cs="Times New Roman"/>
+          <w:sz w:val="28"/>
+        </w:rPr>
+        <w:t>sink</w:t>
+      </w:r>
+      <w:proofErr w:type="spellEnd"/>
+      <w:r>
+        <w:rPr>
+          <w:rFonts w:ascii="Times New Roman" w:eastAsia="Times New Roman" w:hAnsi="Times New Roman" w:cs="Times New Roman"/>
+          <w:sz w:val="28"/>
+        </w:rPr>
+        <w:t>), элемент завершения потерянных заявок (sink1)</w:t>
       </w:r>
       <w:r>
         <w:rPr>
@@ -583,7 +631,23 @@
           <w:rFonts w:ascii="Times New Roman" w:eastAsia="Times New Roman" w:hAnsi="Times New Roman" w:cs="Times New Roman"/>
           <w:sz w:val="28"/>
         </w:rPr>
-        <w:t xml:space="preserve">. Структура модели, построенной в AnyLogic, приведена на рисунке </w:t>
+        <w:t xml:space="preserve">. Структура модели, построенной в </w:t>
+      </w:r>
+      <w:proofErr w:type="spellStart"/>
+      <w:r>
+        <w:rPr>
+          <w:rFonts w:ascii="Times New Roman" w:eastAsia="Times New Roman" w:hAnsi="Times New Roman" w:cs="Times New Roman"/>
+          <w:sz w:val="28"/>
+        </w:rPr>
+        <w:t>AnyLogic</w:t>
+      </w:r>
+      <w:proofErr w:type="spellEnd"/>
+      <w:r>
+        <w:rPr>
+          <w:rFonts w:ascii="Times New Roman" w:eastAsia="Times New Roman" w:hAnsi="Times New Roman" w:cs="Times New Roman"/>
+          <w:sz w:val="28"/>
+        </w:rPr>
+        <w:t xml:space="preserve">, приведена на рисунке </w:t>
       </w:r>
       <w:r>
         <w:rPr>
@@ -746,17 +810,6 @@
           <w:rFonts w:ascii="Arial" w:eastAsia="Arial" w:hAnsi="Arial" w:cs="Arial"/>
           <w:color w:val="767171" w:themeColor="background2" w:themeShade="80"/>
           <w:sz w:val="23"/>
-          <w:lang w:val="en-US"/>
-        </w:rPr>
-      </w:pPr>
-    </w:p>
-    <w:p>
-      <w:pPr>
-        <w:spacing w:before="100" w:after="100" w:line="240" w:lineRule="auto"/>
-        <w:rPr>
-          <w:rFonts w:ascii="Arial" w:eastAsia="Arial" w:hAnsi="Arial" w:cs="Arial"/>
-          <w:color w:val="767171" w:themeColor="background2" w:themeShade="80"/>
-          <w:sz w:val="23"/>
         </w:rPr>
       </w:pPr>
     </w:p>
@@ -871,117 +924,52 @@
     </w:p>
     <w:p>
       <w:pPr>
-        <w:pStyle w:val="a3"/>
-        <w:ind w:left="1638"/>
-      </w:pPr>
-    </w:p>
-    <w:p>
-      <w:pPr>
-        <w:pStyle w:val="a3"/>
-        <w:jc w:val="both"/>
-      </w:pPr>
-    </w:p>
-    <w:p>
-      <w:pPr>
-        <w:pStyle w:val="a3"/>
-        <w:jc w:val="both"/>
-      </w:pPr>
-    </w:p>
-    <w:p>
-      <w:pPr>
-        <w:pStyle w:val="a3"/>
-        <w:jc w:val="both"/>
-      </w:pPr>
-    </w:p>
-    <w:p>
-      <w:pPr>
-        <w:pStyle w:val="a3"/>
-        <w:jc w:val="both"/>
-      </w:pPr>
-    </w:p>
-    <w:p>
-      <w:pPr>
-        <w:pStyle w:val="a3"/>
-        <w:jc w:val="both"/>
-        <w:sectPr>
-          <w:pgSz w:w="11910" w:h="16840"/>
-          <w:pgMar w:top="1040" w:right="400" w:bottom="280" w:left="1480" w:header="720" w:footer="720" w:gutter="0"/>
-          <w:cols w:space="720"/>
-        </w:sectPr>
-      </w:pPr>
-    </w:p>
-    <w:p>
-      <w:pPr>
-        <w:pStyle w:val="a3"/>
-        <w:jc w:val="both"/>
-        <w:rPr>
-          <w:sz w:val="20"/>
-        </w:rPr>
-      </w:pPr>
-      <w:r>
-        <w:lastRenderedPageBreak/>
-        <w:t>График</w:t>
-      </w:r>
-      <w:r>
-        <w:t>и</w:t>
-      </w:r>
-      <w:r>
-        <w:tab/>
-      </w:r>
-      <w:r>
-        <w:t>имитационной модели</w:t>
-      </w:r>
-      <w:r>
-        <w:tab/>
-        <w:t>-</w:t>
-      </w:r>
-      <w:r>
+        <w:spacing w:before="100" w:after="100" w:line="240" w:lineRule="auto"/>
+        <w:rPr>
+          <w:rFonts w:ascii="Times New Roman" w:eastAsia="Arial" w:hAnsi="Times New Roman" w:cs="Times New Roman"/>
+          <w:color w:val="000000" w:themeColor="text1"/>
+          <w:sz w:val="28"/>
+          <w:szCs w:val="28"/>
+        </w:rPr>
+      </w:pPr>
+      <w:r>
+        <w:rPr>
+          <w:rFonts w:ascii="Times New Roman" w:eastAsia="Arial" w:hAnsi="Times New Roman" w:cs="Times New Roman"/>
+          <w:color w:val="000000" w:themeColor="text1"/>
+          <w:sz w:val="28"/>
+          <w:szCs w:val="28"/>
+        </w:rPr>
+        <w:t>Формула Эрланга для построения аналитической модели:</w:t>
+      </w:r>
+    </w:p>
+    <w:p>
+      <w:pPr>
+        <w:spacing w:before="100" w:after="100" w:line="240" w:lineRule="auto"/>
+        <w:rPr>
+          <w:rFonts w:ascii="Times New Roman" w:eastAsia="Arial" w:hAnsi="Times New Roman" w:cs="Times New Roman"/>
+          <w:color w:val="000000" w:themeColor="text1"/>
+          <w:sz w:val="28"/>
+          <w:szCs w:val="28"/>
+        </w:rPr>
+      </w:pPr>
+      <w:r>
+        <w:rPr>
+          <w:noProof/>
+        </w:rPr>
         <w:t xml:space="preserve"> </w:t>
       </w:r>
       <w:r>
-        <w:t>Зависимость</w:t>
-      </w:r>
-      <w:r>
-        <w:tab/>
-        <w:t>вероятности потери</w:t>
-      </w:r>
-      <w:r>
-        <w:tab/>
-        <w:t>от количества обслуживающих устройств</w:t>
-      </w:r>
-    </w:p>
-    <w:p>
-      <w:pPr>
-        <w:spacing w:after="0" w:line="240" w:lineRule="auto"/>
-        <w:ind w:left="720"/>
-        <w:jc w:val="both"/>
-        <w:rPr>
-          <w:rFonts w:ascii="Times New Roman" w:eastAsia="Times New Roman" w:hAnsi="Times New Roman" w:cs="Times New Roman"/>
-          <w:sz w:val="24"/>
-        </w:rPr>
-      </w:pPr>
-    </w:p>
-    <w:p>
-      <w:pPr>
-        <w:spacing w:after="0" w:line="240" w:lineRule="auto"/>
-        <w:ind w:left="720"/>
-        <w:jc w:val="both"/>
-        <w:rPr>
-          <w:rFonts w:ascii="Times New Roman" w:eastAsia="Times New Roman" w:hAnsi="Times New Roman" w:cs="Times New Roman"/>
-          <w:sz w:val="24"/>
-        </w:rPr>
-      </w:pPr>
-      <w:r>
-        <w:rPr>
-          <w:rFonts w:ascii="Times New Roman" w:eastAsia="Times New Roman" w:hAnsi="Times New Roman" w:cs="Times New Roman"/>
-          <w:noProof/>
-          <w:sz w:val="24"/>
+        <w:rPr>
+          <w:rFonts w:ascii="Times New Roman" w:eastAsia="Arial" w:hAnsi="Times New Roman" w:cs="Times New Roman"/>
+          <w:color w:val="000000" w:themeColor="text1"/>
+          <w:sz w:val="28"/>
+          <w:szCs w:val="28"/>
         </w:rPr>
         <w:drawing>
-          <wp:inline distT="0" distB="0" distL="0" distR="0" wp14:anchorId="255352C4" wp14:editId="089ADC9C">
-            <wp:extent cx="3267531" cy="6354062"/>
-            <wp:effectExtent l="0" t="0" r="9525" b="8890"/>
-            <wp:docPr id="3" name="Рисунок 3"/>
+          <wp:inline distT="0" distB="0" distL="0" distR="0" wp14:anchorId="2EB11F32" wp14:editId="5C069455">
+            <wp:extent cx="1047896" cy="1095528"/>
+            <wp:effectExtent l="0" t="0" r="0" b="9525"/>
+            <wp:docPr id="4" name="Рисунок 4"/>
             <wp:cNvGraphicFramePr>
               <a:graphicFrameLocks xmlns:a="http://schemas.openxmlformats.org/drawingml/2006/main" noChangeAspect="1"/>
             </wp:cNvGraphicFramePr>
@@ -1001,6 +989,121 @@
                   <pic:spPr>
                     <a:xfrm>
                       <a:off x="0" y="0"/>
+                      <a:ext cx="1047896" cy="1095528"/>
+                    </a:xfrm>
+                    <a:prstGeom prst="rect">
+                      <a:avLst/>
+                    </a:prstGeom>
+                  </pic:spPr>
+                </pic:pic>
+              </a:graphicData>
+            </a:graphic>
+          </wp:inline>
+        </w:drawing>
+      </w:r>
+    </w:p>
+    <w:p>
+      <w:pPr>
+        <w:pStyle w:val="a3"/>
+        <w:jc w:val="both"/>
+        <w:sectPr>
+          <w:pgSz w:w="11910" w:h="16840"/>
+          <w:pgMar w:top="1040" w:right="400" w:bottom="280" w:left="1480" w:header="720" w:footer="720" w:gutter="0"/>
+          <w:cols w:space="720"/>
+        </w:sectPr>
+      </w:pPr>
+    </w:p>
+    <w:p>
+      <w:pPr>
+        <w:pStyle w:val="a3"/>
+        <w:jc w:val="both"/>
+        <w:rPr>
+          <w:sz w:val="20"/>
+        </w:rPr>
+      </w:pPr>
+      <w:r>
+        <w:lastRenderedPageBreak/>
+        <w:t>График</w:t>
+      </w:r>
+      <w:r>
+        <w:t>и</w:t>
+      </w:r>
+      <w:r>
+        <w:tab/>
+      </w:r>
+      <w:r>
+        <w:t>имитационной модели</w:t>
+      </w:r>
+      <w:r>
+        <w:tab/>
+        <w:t>-</w:t>
+      </w:r>
+      <w:r>
+        <w:t xml:space="preserve"> </w:t>
+      </w:r>
+      <w:r>
+        <w:t>Зависимость</w:t>
+      </w:r>
+      <w:r>
+        <w:tab/>
+        <w:t>вероятности потери</w:t>
+      </w:r>
+      <w:r>
+        <w:tab/>
+        <w:t>от количества обслуживающих устройств</w:t>
+      </w:r>
+    </w:p>
+    <w:p>
+      <w:pPr>
+        <w:spacing w:after="0" w:line="240" w:lineRule="auto"/>
+        <w:ind w:left="720"/>
+        <w:jc w:val="both"/>
+        <w:rPr>
+          <w:rFonts w:ascii="Times New Roman" w:eastAsia="Times New Roman" w:hAnsi="Times New Roman" w:cs="Times New Roman"/>
+          <w:sz w:val="24"/>
+        </w:rPr>
+      </w:pPr>
+    </w:p>
+    <w:p>
+      <w:pPr>
+        <w:spacing w:after="0" w:line="240" w:lineRule="auto"/>
+        <w:ind w:left="720"/>
+        <w:jc w:val="both"/>
+        <w:rPr>
+          <w:rFonts w:ascii="Times New Roman" w:eastAsia="Times New Roman" w:hAnsi="Times New Roman" w:cs="Times New Roman"/>
+          <w:sz w:val="24"/>
+        </w:rPr>
+      </w:pPr>
+      <w:r>
+        <w:rPr>
+          <w:rFonts w:ascii="Times New Roman" w:eastAsia="Times New Roman" w:hAnsi="Times New Roman" w:cs="Times New Roman"/>
+          <w:noProof/>
+          <w:sz w:val="24"/>
+        </w:rPr>
+        <w:drawing>
+          <wp:inline distT="0" distB="0" distL="0" distR="0" wp14:anchorId="255352C4" wp14:editId="089ADC9C">
+            <wp:extent cx="3267531" cy="6354062"/>
+            <wp:effectExtent l="0" t="0" r="9525" b="8890"/>
+            <wp:docPr id="3" name="Рисунок 3"/>
+            <wp:cNvGraphicFramePr>
+              <a:graphicFrameLocks xmlns:a="http://schemas.openxmlformats.org/drawingml/2006/main" noChangeAspect="1"/>
+            </wp:cNvGraphicFramePr>
+            <a:graphic xmlns:a="http://schemas.openxmlformats.org/drawingml/2006/main">
+              <a:graphicData uri="http://schemas.openxmlformats.org/drawingml/2006/picture">
+                <pic:pic xmlns:pic="http://schemas.openxmlformats.org/drawingml/2006/picture">
+                  <pic:nvPicPr>
+                    <pic:cNvPr id="1" name=""/>
+                    <pic:cNvPicPr/>
+                  </pic:nvPicPr>
+                  <pic:blipFill>
+                    <a:blip r:embed="rId10"/>
+                    <a:stretch>
+                      <a:fillRect/>
+                    </a:stretch>
+                  </pic:blipFill>
+                  <pic:spPr>
+                    <a:xfrm>
+                      <a:off x="0" y="0"/>
                       <a:ext cx="3267531" cy="6354062"/>
                     </a:xfrm>
                     <a:prstGeom prst="rect">
@@ -1054,7 +1157,7 @@
           <w:sz w:val="28"/>
           <w:szCs w:val="28"/>
         </w:rPr>
-        <w:t>Результаты оценки вероятности потерь с помощью имитационного моделирования близки к результатам оценки с помощью аналитической модели (1-я формула Эрланга). Максимальная ошибка составила 0,1%.</w:t>
+        <w:t xml:space="preserve">Результаты оценки вероятности потерь с помощью имитационного моделирования близки к результатам оценки с помощью аналитической модели (1-я формула Эрланга). </w:t>
       </w:r>
     </w:p>
     <w:p>
@@ -1098,7 +1201,7 @@
           <w:sz w:val="28"/>
           <w:szCs w:val="28"/>
         </w:rPr>
-        <w:t xml:space="preserve">При большем количестве обслуживающих устройств, удельная интенсивность нагрузки может быть выше, чем в группе из меньшего </w:t>
+        <w:t xml:space="preserve">При большем количестве обслуживающих устройств, удельная интенсивность нагрузки может быть выше, чем в группе из меньшего количества устройств. Это говорит от том, что использование одного </w:t>
       </w:r>
       <w:r>
         <w:rPr>
@@ -1107,7 +1210,7 @@
           <w:szCs w:val="28"/>
         </w:rPr>
         <w:lastRenderedPageBreak/>
-        <w:t>количества устройств. Это говорит от том, что использование одного обслуживающего устройства может быть выше при их большем количестве.</w:t>
+        <w:t>обслуживающего устройства может быть выше при их большем количестве.</w:t>
       </w:r>
     </w:p>
     <w:p>
